--- a/files/senior-math/proofs/高中_泰勒定理與餘項證明.docx
+++ b/files/senior-math/proofs/高中_泰勒定理與餘項證明.docx
@@ -70,7 +70,395 @@
           <w:rFonts w:ascii="Microsoft JhengHei" w:hAnsi="Microsoft JhengHei" w:eastAsia="Microsoft JhengHei"/>
           <w:sz w:val="22"/>
         </w:rPr>
-        <w:t>令 Pₙ(t)=Σₖ₌₀ⁿf⁽ᵏ⁾(a)(t−a)ᵏ／k!，並設 C=(f(x)−Pₙ(x))／(x−a)ⁿ⁺¹。構造 H(t)=f(t)−Pₙ(t)−C(t−a)ⁿ⁺¹。H 在 a 處連續多次導數為零，且 H(x)=0。重複使用 Rolle 定理 n+1 次，得到某 ξ 使 H⁽ⁿ⁺¹⁾(ξ)=0。因 Pₙ⁽ⁿ⁺¹⁾=0，解出 C=f⁽ⁿ⁺¹⁾(ξ)／(n+1)!，得到餘項。</w:t>
+        <w:t>x=a 時餘項為零，以下設 x≠a。令 Pₙ(t)=Σₖ₌₀ⁿ</w:t>
+      </w:r>
+      <m:oMath>
+        <m:f>
+          <m:fPr>
+            <m:type m:val="bar"/>
+          </m:fPr>
+          <m:num>
+            <m:sSup>
+              <m:e>
+                <m:r>
+                  <m:rPr/>
+                  <w:rPr>
+                    <w:rFonts w:ascii="Cambria Math" w:hAnsi="Cambria Math"/>
+                  </w:rPr>
+                  <m:t>f</m:t>
+                </m:r>
+              </m:e>
+              <m:sup>
+                <m:d>
+                  <m:dPr>
+                    <m:begChr m:val="("/>
+                    <m:endChr m:val=")"/>
+                  </m:dPr>
+                  <m:e>
+                    <m:r>
+                      <m:rPr/>
+                      <w:rPr>
+                        <w:rFonts w:ascii="Cambria Math" w:hAnsi="Cambria Math"/>
+                      </w:rPr>
+                      <m:t>k</m:t>
+                    </m:r>
+                  </m:e>
+                </m:d>
+              </m:sup>
+            </m:sSup>
+            <m:d>
+              <m:dPr>
+                <m:begChr m:val="("/>
+                <m:endChr m:val=")"/>
+              </m:dPr>
+              <m:e>
+                <m:r>
+                  <m:rPr/>
+                  <w:rPr>
+                    <w:rFonts w:ascii="Cambria Math" w:hAnsi="Cambria Math"/>
+                  </w:rPr>
+                  <m:t>a</m:t>
+                </m:r>
+              </m:e>
+            </m:d>
+            <m:sSup>
+              <m:e>
+                <m:d>
+                  <m:dPr>
+                    <m:begChr m:val="("/>
+                    <m:endChr m:val=")"/>
+                  </m:dPr>
+                  <m:e>
+                    <m:r>
+                      <m:rPr/>
+                      <w:rPr>
+                        <w:rFonts w:ascii="Cambria Math" w:hAnsi="Cambria Math"/>
+                      </w:rPr>
+                      <m:t>t</m:t>
+                    </m:r>
+                    <m:r>
+                      <m:rPr>
+                        <m:nor m:val="1"/>
+                      </m:rPr>
+                      <w:rPr>
+                        <w:rFonts w:ascii="Cambria Math" w:hAnsi="Cambria Math"/>
+                      </w:rPr>
+                      <m:t>−</m:t>
+                    </m:r>
+                    <m:r>
+                      <m:rPr/>
+                      <w:rPr>
+                        <w:rFonts w:ascii="Cambria Math" w:hAnsi="Cambria Math"/>
+                      </w:rPr>
+                      <m:t>a</m:t>
+                    </m:r>
+                  </m:e>
+                </m:d>
+              </m:e>
+              <m:sup>
+                <m:r>
+                  <m:rPr/>
+                  <w:rPr>
+                    <w:rFonts w:ascii="Cambria Math" w:hAnsi="Cambria Math"/>
+                  </w:rPr>
+                  <m:t>k</m:t>
+                </m:r>
+              </m:sup>
+            </m:sSup>
+          </m:num>
+          <m:den>
+            <m:r>
+              <m:rPr/>
+              <w:rPr>
+                <w:rFonts w:ascii="Cambria Math" w:hAnsi="Cambria Math"/>
+              </w:rPr>
+              <m:t>k</m:t>
+            </m:r>
+            <m:r>
+              <m:rPr>
+                <m:nor m:val="1"/>
+              </m:rPr>
+              <w:rPr>
+                <w:rFonts w:ascii="Cambria Math" w:hAnsi="Cambria Math"/>
+              </w:rPr>
+              <m:t>!</m:t>
+            </m:r>
+          </m:den>
+        </m:f>
+      </m:oMath>
+      <w:r>
+        <w:rPr>
+          <w:rFonts w:ascii="Microsoft JhengHei" w:hAnsi="Microsoft JhengHei" w:eastAsia="Microsoft JhengHei"/>
+          <w:sz w:val="22"/>
+        </w:rPr>
+        <w:t>，設 C=</w:t>
+      </w:r>
+      <m:oMath>
+        <m:f>
+          <m:fPr>
+            <m:type m:val="bar"/>
+          </m:fPr>
+          <m:num>
+            <m:r>
+              <m:rPr/>
+              <w:rPr>
+                <w:rFonts w:ascii="Cambria Math" w:hAnsi="Cambria Math"/>
+              </w:rPr>
+              <m:t>f</m:t>
+            </m:r>
+            <m:d>
+              <m:dPr>
+                <m:begChr m:val="("/>
+                <m:endChr m:val=")"/>
+              </m:dPr>
+              <m:e>
+                <m:r>
+                  <m:rPr/>
+                  <w:rPr>
+                    <w:rFonts w:ascii="Cambria Math" w:hAnsi="Cambria Math"/>
+                  </w:rPr>
+                  <m:t>x</m:t>
+                </m:r>
+              </m:e>
+            </m:d>
+            <m:r>
+              <m:rPr>
+                <m:nor m:val="1"/>
+              </m:rPr>
+              <w:rPr>
+                <w:rFonts w:ascii="Cambria Math" w:hAnsi="Cambria Math"/>
+              </w:rPr>
+              <m:t>−</m:t>
+            </m:r>
+            <m:sSub>
+              <m:e>
+                <m:r>
+                  <m:rPr/>
+                  <w:rPr>
+                    <w:rFonts w:ascii="Cambria Math" w:hAnsi="Cambria Math"/>
+                  </w:rPr>
+                  <m:t>P</m:t>
+                </m:r>
+              </m:e>
+              <m:sub>
+                <m:r>
+                  <m:rPr/>
+                  <w:rPr>
+                    <w:rFonts w:ascii="Cambria Math" w:hAnsi="Cambria Math"/>
+                  </w:rPr>
+                  <m:t>n</m:t>
+                </m:r>
+              </m:sub>
+            </m:sSub>
+            <m:d>
+              <m:dPr>
+                <m:begChr m:val="("/>
+                <m:endChr m:val=")"/>
+              </m:dPr>
+              <m:e>
+                <m:r>
+                  <m:rPr/>
+                  <w:rPr>
+                    <w:rFonts w:ascii="Cambria Math" w:hAnsi="Cambria Math"/>
+                  </w:rPr>
+                  <m:t>x</m:t>
+                </m:r>
+              </m:e>
+            </m:d>
+          </m:num>
+          <m:den>
+            <m:sSup>
+              <m:e>
+                <m:d>
+                  <m:dPr>
+                    <m:begChr m:val="("/>
+                    <m:endChr m:val=")"/>
+                  </m:dPr>
+                  <m:e>
+                    <m:r>
+                      <m:rPr/>
+                      <w:rPr>
+                        <w:rFonts w:ascii="Cambria Math" w:hAnsi="Cambria Math"/>
+                      </w:rPr>
+                      <m:t>x</m:t>
+                    </m:r>
+                    <m:r>
+                      <m:rPr>
+                        <m:nor m:val="1"/>
+                      </m:rPr>
+                      <w:rPr>
+                        <w:rFonts w:ascii="Cambria Math" w:hAnsi="Cambria Math"/>
+                      </w:rPr>
+                      <m:t>−</m:t>
+                    </m:r>
+                    <m:r>
+                      <m:rPr/>
+                      <w:rPr>
+                        <w:rFonts w:ascii="Cambria Math" w:hAnsi="Cambria Math"/>
+                      </w:rPr>
+                      <m:t>a</m:t>
+                    </m:r>
+                  </m:e>
+                </m:d>
+              </m:e>
+              <m:sup>
+                <m:r>
+                  <m:rPr/>
+                  <w:rPr>
+                    <w:rFonts w:ascii="Cambria Math" w:hAnsi="Cambria Math"/>
+                  </w:rPr>
+                  <m:t>n</m:t>
+                </m:r>
+                <m:r>
+                  <m:rPr>
+                    <m:nor m:val="1"/>
+                  </m:rPr>
+                  <w:rPr>
+                    <w:rFonts w:ascii="Cambria Math" w:hAnsi="Cambria Math"/>
+                  </w:rPr>
+                  <m:t>+</m:t>
+                </m:r>
+                <m:r>
+                  <m:rPr>
+                    <m:nor m:val="1"/>
+                  </m:rPr>
+                  <w:rPr>
+                    <w:rFonts w:ascii="Cambria Math" w:hAnsi="Cambria Math"/>
+                  </w:rPr>
+                  <m:t>1</m:t>
+                </m:r>
+              </m:sup>
+            </m:sSup>
+          </m:den>
+        </m:f>
+      </m:oMath>
+      <w:r>
+        <w:rPr>
+          <w:rFonts w:ascii="Microsoft JhengHei" w:hAnsi="Microsoft JhengHei" w:eastAsia="Microsoft JhengHei"/>
+          <w:sz w:val="22"/>
+        </w:rPr>
+        <w:t>。構造 H(t)=f(t)−Pₙ(t)−C(t−a)ⁿ⁺¹。H(a)=H′(a)=⋯=H⁽ⁿ⁾(a)=0，且 H(x)=0。重複使用 Rolle 定理 n+1 次，得到位於 a、x 之間的 ξ 使 H⁽ⁿ⁺¹⁾(ξ)=0。因 Pₙ⁽ⁿ⁺¹⁾=0，解出 C=</w:t>
+      </w:r>
+      <m:oMath>
+        <m:f>
+          <m:fPr>
+            <m:type m:val="bar"/>
+          </m:fPr>
+          <m:num>
+            <m:sSup>
+              <m:e>
+                <m:r>
+                  <m:rPr/>
+                  <w:rPr>
+                    <w:rFonts w:ascii="Cambria Math" w:hAnsi="Cambria Math"/>
+                  </w:rPr>
+                  <m:t>f</m:t>
+                </m:r>
+              </m:e>
+              <m:sup>
+                <m:d>
+                  <m:dPr>
+                    <m:begChr m:val="("/>
+                    <m:endChr m:val=")"/>
+                  </m:dPr>
+                  <m:e>
+                    <m:r>
+                      <m:rPr/>
+                      <w:rPr>
+                        <w:rFonts w:ascii="Cambria Math" w:hAnsi="Cambria Math"/>
+                      </w:rPr>
+                      <m:t>n</m:t>
+                    </m:r>
+                    <m:r>
+                      <m:rPr>
+                        <m:nor m:val="1"/>
+                      </m:rPr>
+                      <w:rPr>
+                        <w:rFonts w:ascii="Cambria Math" w:hAnsi="Cambria Math"/>
+                      </w:rPr>
+                      <m:t>+</m:t>
+                    </m:r>
+                    <m:r>
+                      <m:rPr>
+                        <m:nor m:val="1"/>
+                      </m:rPr>
+                      <w:rPr>
+                        <w:rFonts w:ascii="Cambria Math" w:hAnsi="Cambria Math"/>
+                      </w:rPr>
+                      <m:t>1</m:t>
+                    </m:r>
+                  </m:e>
+                </m:d>
+              </m:sup>
+            </m:sSup>
+            <m:d>
+              <m:dPr>
+                <m:begChr m:val="("/>
+                <m:endChr m:val=")"/>
+              </m:dPr>
+              <m:e>
+                <m:r>
+                  <m:rPr/>
+                  <w:rPr>
+                    <w:rFonts w:ascii="Cambria Math" w:hAnsi="Cambria Math"/>
+                  </w:rPr>
+                  <m:t>ξ</m:t>
+                </m:r>
+              </m:e>
+            </m:d>
+          </m:num>
+          <m:den>
+            <m:d>
+              <m:dPr>
+                <m:begChr m:val="("/>
+                <m:endChr m:val=")"/>
+              </m:dPr>
+              <m:e>
+                <m:r>
+                  <m:rPr/>
+                  <w:rPr>
+                    <w:rFonts w:ascii="Cambria Math" w:hAnsi="Cambria Math"/>
+                  </w:rPr>
+                  <m:t>n</m:t>
+                </m:r>
+                <m:r>
+                  <m:rPr>
+                    <m:nor m:val="1"/>
+                  </m:rPr>
+                  <w:rPr>
+                    <w:rFonts w:ascii="Cambria Math" w:hAnsi="Cambria Math"/>
+                  </w:rPr>
+                  <m:t>+</m:t>
+                </m:r>
+                <m:r>
+                  <m:rPr>
+                    <m:nor m:val="1"/>
+                  </m:rPr>
+                  <w:rPr>
+                    <w:rFonts w:ascii="Cambria Math" w:hAnsi="Cambria Math"/>
+                  </w:rPr>
+                  <m:t>1</m:t>
+                </m:r>
+              </m:e>
+            </m:d>
+            <m:r>
+              <m:rPr>
+                <m:nor m:val="1"/>
+              </m:rPr>
+              <w:rPr>
+                <w:rFonts w:ascii="Cambria Math" w:hAnsi="Cambria Math"/>
+              </w:rPr>
+              <m:t>!</m:t>
+            </m:r>
+          </m:den>
+        </m:f>
+      </m:oMath>
+      <w:r>
+        <w:rPr>
+          <w:rFonts w:ascii="Microsoft JhengHei" w:hAnsi="Microsoft JhengHei" w:eastAsia="Microsoft JhengHei"/>
+          <w:sz w:val="22"/>
+        </w:rPr>
+        <w:t>，得到餘項。</w:t>
       </w:r>
     </w:p>
     <w:p>
@@ -99,19 +487,110 @@
             <m:type m:val="bar"/>
           </m:fPr>
           <m:num>
-            <m:r>
-              <m:rPr>
-                <m:sty m:val="p"/>
-              </m:rPr>
-              <m:t>f⁽ᵏ⁾(a)(x−a)ᵏ</m:t>
-            </m:r>
+            <m:sSup>
+              <m:e>
+                <m:r>
+                  <m:rPr/>
+                  <w:rPr>
+                    <w:rFonts w:ascii="Cambria Math" w:hAnsi="Cambria Math"/>
+                  </w:rPr>
+                  <m:t>f</m:t>
+                </m:r>
+              </m:e>
+              <m:sup>
+                <m:d>
+                  <m:dPr>
+                    <m:begChr m:val="("/>
+                    <m:endChr m:val=")"/>
+                  </m:dPr>
+                  <m:e>
+                    <m:r>
+                      <m:rPr/>
+                      <w:rPr>
+                        <w:rFonts w:ascii="Cambria Math" w:hAnsi="Cambria Math"/>
+                      </w:rPr>
+                      <m:t>k</m:t>
+                    </m:r>
+                  </m:e>
+                </m:d>
+              </m:sup>
+            </m:sSup>
+            <m:d>
+              <m:dPr>
+                <m:begChr m:val="("/>
+                <m:endChr m:val=")"/>
+              </m:dPr>
+              <m:e>
+                <m:r>
+                  <m:rPr/>
+                  <w:rPr>
+                    <w:rFonts w:ascii="Cambria Math" w:hAnsi="Cambria Math"/>
+                  </w:rPr>
+                  <m:t>a</m:t>
+                </m:r>
+              </m:e>
+            </m:d>
+            <m:sSup>
+              <m:e>
+                <m:d>
+                  <m:dPr>
+                    <m:begChr m:val="("/>
+                    <m:endChr m:val=")"/>
+                  </m:dPr>
+                  <m:e>
+                    <m:r>
+                      <m:rPr/>
+                      <w:rPr>
+                        <w:rFonts w:ascii="Cambria Math" w:hAnsi="Cambria Math"/>
+                      </w:rPr>
+                      <m:t>x</m:t>
+                    </m:r>
+                    <m:r>
+                      <m:rPr>
+                        <m:nor m:val="1"/>
+                      </m:rPr>
+                      <w:rPr>
+                        <w:rFonts w:ascii="Cambria Math" w:hAnsi="Cambria Math"/>
+                      </w:rPr>
+                      <m:t>−</m:t>
+                    </m:r>
+                    <m:r>
+                      <m:rPr/>
+                      <w:rPr>
+                        <w:rFonts w:ascii="Cambria Math" w:hAnsi="Cambria Math"/>
+                      </w:rPr>
+                      <m:t>a</m:t>
+                    </m:r>
+                  </m:e>
+                </m:d>
+              </m:e>
+              <m:sup>
+                <m:r>
+                  <m:rPr/>
+                  <w:rPr>
+                    <w:rFonts w:ascii="Cambria Math" w:hAnsi="Cambria Math"/>
+                  </w:rPr>
+                  <m:t>k</m:t>
+                </m:r>
+              </m:sup>
+            </m:sSup>
           </m:num>
           <m:den>
             <m:r>
+              <m:rPr/>
+              <w:rPr>
+                <w:rFonts w:ascii="Cambria Math" w:hAnsi="Cambria Math"/>
+              </w:rPr>
+              <m:t>k</m:t>
+            </m:r>
+            <m:r>
               <m:rPr>
-                <m:sty m:val="p"/>
+                <m:nor m:val="1"/>
               </m:rPr>
-              <m:t>k!</m:t>
+              <w:rPr>
+                <w:rFonts w:ascii="Cambria Math" w:hAnsi="Cambria Math"/>
+              </w:rPr>
+              <m:t>!</m:t>
             </m:r>
           </m:den>
         </m:f>
@@ -129,19 +608,172 @@
             <m:type m:val="bar"/>
           </m:fPr>
           <m:num>
+            <m:sSup>
+              <m:e>
+                <m:r>
+                  <m:rPr/>
+                  <w:rPr>
+                    <w:rFonts w:ascii="Cambria Math" w:hAnsi="Cambria Math"/>
+                  </w:rPr>
+                  <m:t>f</m:t>
+                </m:r>
+              </m:e>
+              <m:sup>
+                <m:d>
+                  <m:dPr>
+                    <m:begChr m:val="("/>
+                    <m:endChr m:val=")"/>
+                  </m:dPr>
+                  <m:e>
+                    <m:r>
+                      <m:rPr/>
+                      <w:rPr>
+                        <w:rFonts w:ascii="Cambria Math" w:hAnsi="Cambria Math"/>
+                      </w:rPr>
+                      <m:t>n</m:t>
+                    </m:r>
+                    <m:r>
+                      <m:rPr>
+                        <m:nor m:val="1"/>
+                      </m:rPr>
+                      <w:rPr>
+                        <w:rFonts w:ascii="Cambria Math" w:hAnsi="Cambria Math"/>
+                      </w:rPr>
+                      <m:t>+</m:t>
+                    </m:r>
+                    <m:r>
+                      <m:rPr>
+                        <m:nor m:val="1"/>
+                      </m:rPr>
+                      <w:rPr>
+                        <w:rFonts w:ascii="Cambria Math" w:hAnsi="Cambria Math"/>
+                      </w:rPr>
+                      <m:t>1</m:t>
+                    </m:r>
+                  </m:e>
+                </m:d>
+              </m:sup>
+            </m:sSup>
+            <m:d>
+              <m:dPr>
+                <m:begChr m:val="("/>
+                <m:endChr m:val=")"/>
+              </m:dPr>
+              <m:e>
+                <m:r>
+                  <m:rPr/>
+                  <w:rPr>
+                    <w:rFonts w:ascii="Cambria Math" w:hAnsi="Cambria Math"/>
+                  </w:rPr>
+                  <m:t>ξ</m:t>
+                </m:r>
+              </m:e>
+            </m:d>
+            <m:sSup>
+              <m:e>
+                <m:d>
+                  <m:dPr>
+                    <m:begChr m:val="("/>
+                    <m:endChr m:val=")"/>
+                  </m:dPr>
+                  <m:e>
+                    <m:r>
+                      <m:rPr/>
+                      <w:rPr>
+                        <w:rFonts w:ascii="Cambria Math" w:hAnsi="Cambria Math"/>
+                      </w:rPr>
+                      <m:t>x</m:t>
+                    </m:r>
+                    <m:r>
+                      <m:rPr>
+                        <m:nor m:val="1"/>
+                      </m:rPr>
+                      <w:rPr>
+                        <w:rFonts w:ascii="Cambria Math" w:hAnsi="Cambria Math"/>
+                      </w:rPr>
+                      <m:t>−</m:t>
+                    </m:r>
+                    <m:r>
+                      <m:rPr/>
+                      <w:rPr>
+                        <w:rFonts w:ascii="Cambria Math" w:hAnsi="Cambria Math"/>
+                      </w:rPr>
+                      <m:t>a</m:t>
+                    </m:r>
+                  </m:e>
+                </m:d>
+              </m:e>
+              <m:sup>
+                <m:r>
+                  <m:rPr/>
+                  <w:rPr>
+                    <w:rFonts w:ascii="Cambria Math" w:hAnsi="Cambria Math"/>
+                  </w:rPr>
+                  <m:t>n</m:t>
+                </m:r>
+                <m:r>
+                  <m:rPr>
+                    <m:nor m:val="1"/>
+                  </m:rPr>
+                  <w:rPr>
+                    <w:rFonts w:ascii="Cambria Math" w:hAnsi="Cambria Math"/>
+                  </w:rPr>
+                  <m:t>+</m:t>
+                </m:r>
+                <m:r>
+                  <m:rPr>
+                    <m:nor m:val="1"/>
+                  </m:rPr>
+                  <w:rPr>
+                    <w:rFonts w:ascii="Cambria Math" w:hAnsi="Cambria Math"/>
+                  </w:rPr>
+                  <m:t>1</m:t>
+                </m:r>
+              </m:sup>
+            </m:sSup>
+          </m:num>
+          <m:den>
+            <m:d>
+              <m:dPr>
+                <m:begChr m:val="("/>
+                <m:endChr m:val=")"/>
+              </m:dPr>
+              <m:e>
+                <m:r>
+                  <m:rPr/>
+                  <w:rPr>
+                    <w:rFonts w:ascii="Cambria Math" w:hAnsi="Cambria Math"/>
+                  </w:rPr>
+                  <m:t>n</m:t>
+                </m:r>
+                <m:r>
+                  <m:rPr>
+                    <m:nor m:val="1"/>
+                  </m:rPr>
+                  <w:rPr>
+                    <w:rFonts w:ascii="Cambria Math" w:hAnsi="Cambria Math"/>
+                  </w:rPr>
+                  <m:t>+</m:t>
+                </m:r>
+                <m:r>
+                  <m:rPr>
+                    <m:nor m:val="1"/>
+                  </m:rPr>
+                  <w:rPr>
+                    <w:rFonts w:ascii="Cambria Math" w:hAnsi="Cambria Math"/>
+                  </w:rPr>
+                  <m:t>1</m:t>
+                </m:r>
+              </m:e>
+            </m:d>
             <m:r>
               <m:rPr>
-                <m:sty m:val="p"/>
+                <m:nor m:val="1"/>
               </m:rPr>
-              <m:t>f⁽ⁿ⁺¹⁾(ξ)(x−a)ⁿ⁺¹</m:t>
-            </m:r>
-          </m:num>
-          <m:den>
-            <m:r>
-              <m:rPr>
-                <m:sty m:val="p"/>
-              </m:rPr>
-              <m:t>(n+1)!</m:t>
+              <w:rPr>
+                <w:rFonts w:ascii="Cambria Math" w:hAnsi="Cambria Math"/>
+              </w:rPr>
+              <m:t>!</m:t>
             </m:r>
           </m:den>
         </m:f>
@@ -164,7 +796,7 @@
           <w:rFonts w:ascii="Microsoft JhengHei" w:hAnsi="Microsoft JhengHei" w:eastAsia="Microsoft JhengHei"/>
           <w:sz w:val="22"/>
         </w:rPr>
-        <w:t>|Rₙ(x)|≤</w:t>
+        <w:t>∣Rₙ(x)∣≤</w:t>
       </w:r>
       <m:oMath>
         <m:f>
@@ -173,18 +805,117 @@
           </m:fPr>
           <m:num>
             <m:r>
-              <m:rPr>
-                <m:sty m:val="p"/>
-              </m:rPr>
+              <m:rPr/>
+              <w:rPr>
+                <w:rFonts w:ascii="Cambria Math" w:hAnsi="Cambria Math"/>
+              </w:rPr>
               <m:t>M</m:t>
             </m:r>
+            <m:sSup>
+              <m:e>
+                <m:d>
+                  <m:dPr>
+                    <m:begChr m:val="|"/>
+                    <m:endChr m:val="|"/>
+                  </m:dPr>
+                  <m:e>
+                    <m:r>
+                      <m:rPr/>
+                      <w:rPr>
+                        <w:rFonts w:ascii="Cambria Math" w:hAnsi="Cambria Math"/>
+                      </w:rPr>
+                      <m:t>x</m:t>
+                    </m:r>
+                    <m:r>
+                      <m:rPr>
+                        <m:nor m:val="1"/>
+                      </m:rPr>
+                      <w:rPr>
+                        <w:rFonts w:ascii="Cambria Math" w:hAnsi="Cambria Math"/>
+                      </w:rPr>
+                      <m:t>−</m:t>
+                    </m:r>
+                    <m:r>
+                      <m:rPr/>
+                      <w:rPr>
+                        <w:rFonts w:ascii="Cambria Math" w:hAnsi="Cambria Math"/>
+                      </w:rPr>
+                      <m:t>a</m:t>
+                    </m:r>
+                  </m:e>
+                </m:d>
+              </m:e>
+              <m:sup>
+                <m:r>
+                  <m:rPr/>
+                  <w:rPr>
+                    <w:rFonts w:ascii="Cambria Math" w:hAnsi="Cambria Math"/>
+                  </w:rPr>
+                  <m:t>n</m:t>
+                </m:r>
+                <m:r>
+                  <m:rPr>
+                    <m:nor m:val="1"/>
+                  </m:rPr>
+                  <w:rPr>
+                    <w:rFonts w:ascii="Cambria Math" w:hAnsi="Cambria Math"/>
+                  </w:rPr>
+                  <m:t>+</m:t>
+                </m:r>
+                <m:r>
+                  <m:rPr>
+                    <m:nor m:val="1"/>
+                  </m:rPr>
+                  <w:rPr>
+                    <w:rFonts w:ascii="Cambria Math" w:hAnsi="Cambria Math"/>
+                  </w:rPr>
+                  <m:t>1</m:t>
+                </m:r>
+              </m:sup>
+            </m:sSup>
           </m:num>
           <m:den>
+            <m:d>
+              <m:dPr>
+                <m:begChr m:val="("/>
+                <m:endChr m:val=")"/>
+              </m:dPr>
+              <m:e>
+                <m:r>
+                  <m:rPr/>
+                  <w:rPr>
+                    <w:rFonts w:ascii="Cambria Math" w:hAnsi="Cambria Math"/>
+                  </w:rPr>
+                  <m:t>n</m:t>
+                </m:r>
+                <m:r>
+                  <m:rPr>
+                    <m:nor m:val="1"/>
+                  </m:rPr>
+                  <w:rPr>
+                    <w:rFonts w:ascii="Cambria Math" w:hAnsi="Cambria Math"/>
+                  </w:rPr>
+                  <m:t>+</m:t>
+                </m:r>
+                <m:r>
+                  <m:rPr>
+                    <m:nor m:val="1"/>
+                  </m:rPr>
+                  <w:rPr>
+                    <w:rFonts w:ascii="Cambria Math" w:hAnsi="Cambria Math"/>
+                  </w:rPr>
+                  <m:t>1</m:t>
+                </m:r>
+              </m:e>
+            </m:d>
             <m:r>
               <m:rPr>
-                <m:sty m:val="p"/>
+                <m:nor m:val="1"/>
               </m:rPr>
-              <m:t>x−a|ⁿ⁺¹|(n+1)!</m:t>
+              <w:rPr>
+                <w:rFonts w:ascii="Cambria Math" w:hAnsi="Cambria Math"/>
+              </w:rPr>
+              <m:t>!</m:t>
             </m:r>
           </m:den>
         </m:f>
@@ -194,7 +925,7 @@
           <w:rFonts w:ascii="Microsoft JhengHei" w:hAnsi="Microsoft JhengHei" w:eastAsia="Microsoft JhengHei"/>
           <w:sz w:val="22"/>
         </w:rPr>
-        <w:t>，若 |f⁽ⁿ⁺¹⁾|≤M。</w:t>
+        <w:t>，若區間上 ∣f⁽ⁿ⁺¹⁾(t)∣≤M。</w:t>
       </w:r>
     </w:p>
     <w:p>
